--- a/_site/posts/2017-05-23-el-mercantilismo/index.docx
+++ b/_site/posts/2017-05-23-el-mercantilismo/index.docx
@@ -1351,7 +1351,7 @@
       </w:r>
     </w:p>
     <w:bookmarkEnd w:id="41"/>
-    <w:bookmarkStart w:id="60" w:name="publicaciones-similares"/>
+    <w:bookmarkStart w:id="58" w:name="publicaciones-similares"/>
     <w:p>
       <w:pPr>
         <w:pStyle w:val="Heading1"/>
@@ -1538,35 +1538,14 @@
     </w:p>
     <w:p>
       <w:pPr>
-        <w:pStyle w:val="Compact"/>
-        <w:numPr>
-          <w:ilvl w:val="0"/>
-          <w:numId w:val="1005"/>
-        </w:numPr>
-      </w:pPr>
-      <w:hyperlink r:id="rId58"/>
-      <w:r>
-        <w:t xml:space="preserve"> </w:t>
-      </w:r>
-      <w:hyperlink r:id="rId59">
-        <w:r>
-          <w:rPr>
-            <w:rStyle w:val="Hyperlink"/>
-          </w:rPr>
-          <w:t xml:space="preserve">Tres Fuentes Tres Partes Del Marxismo</w:t>
-        </w:r>
-      </w:hyperlink>
-    </w:p>
-    <w:p>
-      <w:pPr>
         <w:pStyle w:val="FirstParagraph"/>
       </w:pPr>
       <w:r>
         <w:t xml:space="preserve">Esperamos que encuentres estas publicaciones igualmente interesantes y útiles. ¡Disfruta de la lectura!</w:t>
       </w:r>
     </w:p>
-    <w:bookmarkEnd w:id="60"/>
-    <w:bookmarkStart w:id="67" w:name="referencias"/>
+    <w:bookmarkEnd w:id="58"/>
+    <w:bookmarkStart w:id="65" w:name="referencias"/>
     <w:p>
       <w:pPr>
         <w:pStyle w:val="Heading1"/>
@@ -1575,8 +1554,8 @@
         <w:t xml:space="preserve">6. Referencias</w:t>
       </w:r>
     </w:p>
-    <w:bookmarkStart w:id="66" w:name="refs"/>
-    <w:bookmarkStart w:id="62" w:name="ref-brueHistoriaPensamientoEconomico2009"/>
+    <w:bookmarkStart w:id="64" w:name="refs"/>
+    <w:bookmarkStart w:id="60" w:name="ref-brueHistoriaPensamientoEconomico2009"/>
     <w:p>
       <w:pPr>
         <w:pStyle w:val="Bibliography"/>
@@ -1614,7 +1593,7 @@
       <w:r>
         <w:t xml:space="preserve"> </w:t>
       </w:r>
-      <w:hyperlink r:id="rId61">
+      <w:hyperlink r:id="rId59">
         <w:r>
           <w:rPr>
             <w:rStyle w:val="Hyperlink"/>
@@ -1623,8 +1602,8 @@
         </w:r>
       </w:hyperlink>
     </w:p>
-    <w:bookmarkEnd w:id="62"/>
-    <w:bookmarkStart w:id="63" w:name="ref-landrethHistoryEconomicThought2002"/>
+    <w:bookmarkEnd w:id="60"/>
+    <w:bookmarkStart w:id="61" w:name="ref-landrethHistoryEconomicThought2002"/>
     <w:p>
       <w:pPr>
         <w:pStyle w:val="Bibliography"/>
@@ -1649,8 +1628,8 @@
         <w:t xml:space="preserve">(4th ed). Houghton Mifflin.</w:t>
       </w:r>
     </w:p>
-    <w:bookmarkEnd w:id="63"/>
-    <w:bookmarkStart w:id="64" w:name="ref-marquezPensamientoEconomicoCon2008"/>
+    <w:bookmarkEnd w:id="61"/>
+    <w:bookmarkStart w:id="62" w:name="ref-marquezPensamientoEconomicoCon2008"/>
     <w:p>
       <w:pPr>
         <w:pStyle w:val="Bibliography"/>
@@ -1672,8 +1651,8 @@
         <w:t xml:space="preserve">.</w:t>
       </w:r>
     </w:p>
-    <w:bookmarkEnd w:id="64"/>
-    <w:bookmarkStart w:id="65" w:name="ref-rollHistoriaDoctrinasEconomicas2014"/>
+    <w:bookmarkEnd w:id="62"/>
+    <w:bookmarkStart w:id="63" w:name="ref-rollHistoriaDoctrinasEconomicas2014"/>
     <w:p>
       <w:pPr>
         <w:pStyle w:val="Bibliography"/>
@@ -1695,25 +1674,25 @@
         <w:t xml:space="preserve">. Fondo de Cultura Económica.</w:t>
       </w:r>
     </w:p>
+    <w:bookmarkEnd w:id="63"/>
+    <w:bookmarkEnd w:id="64"/>
+    <w:p>
+      <w:pPr>
+        <w:pStyle w:val="BodyText"/>
+      </w:pPr>
+      <w:r>
+        <w:t xml:space="preserve">ASOCIACION FONDO DE INVESTIGACION y EDITORES (2009). Lima - Perù ​Introduccion a la economia, enfoque social.</w:t>
+      </w:r>
+    </w:p>
+    <w:p>
+      <w:pPr>
+        <w:pStyle w:val="BodyText"/>
+      </w:pPr>
+      <w:r>
+        <w:t xml:space="preserve">PORTO, J. P. (2017). Definición del mercantilismo. Definición.de, 1-2.</w:t>
+      </w:r>
+    </w:p>
     <w:bookmarkEnd w:id="65"/>
-    <w:bookmarkEnd w:id="66"/>
-    <w:p>
-      <w:pPr>
-        <w:pStyle w:val="BodyText"/>
-      </w:pPr>
-      <w:r>
-        <w:t xml:space="preserve">ASOCIACION FONDO DE INVESTIGACION y EDITORES (2009). Lima - Perù ​Introduccion a la economia, enfoque social.</w:t>
-      </w:r>
-    </w:p>
-    <w:p>
-      <w:pPr>
-        <w:pStyle w:val="BodyText"/>
-      </w:pPr>
-      <w:r>
-        <w:t xml:space="preserve">PORTO, J. P. (2017). Definición del mercantilismo. Definición.de, 1-2.</w:t>
-      </w:r>
-    </w:p>
-    <w:bookmarkEnd w:id="67"/>
     <w:sectPr>
       <w:headerReference r:id="rId8" w:type="even"/>
       <w:headerReference r:id="rId9" w:type="default"/>
